--- a/downloads/documents/05 Materials/Unit 05/Slides/Slides 05.08 - Sewing On a Button.docx
+++ b/downloads/documents/05 Materials/Unit 05/Slides/Slides 05.08 - Sewing On a Button.docx
@@ -75,7 +75,7 @@
         <w:pStyle w:val="Compact"/>
       </w:pPr>
       <w:r>
-        <w:t xml:space="preserve">Four minutes of work saves it, and today everybody in this room learns those four minutes</w:t>
+        <w:t xml:space="preserve">Four minutes of work saves it. Today everybody in this room learns those four minutes.</w:t>
       </w:r>
       <w:r>
         <w:t xml:space="preserve"> </w:t>
@@ -221,7 +221,7 @@
         <w:t xml:space="preserve"> </w:t>
       </w:r>
       <w:r>
-        <w:t xml:space="preserve">## Slide 4: Step 1 and 2, position and anchor</w:t>
+        <w:t xml:space="preserve">## Slide 4: Steps 1 to 3, position and anchor</w:t>
       </w:r>
     </w:p>
     <w:p>
@@ -245,7 +245,19 @@
         <w:pStyle w:val="Compact"/>
       </w:pPr>
       <w:r>
-        <w:t xml:space="preserve">Knot the thread, come up at the mark, and take one small anchor stitch there</w:t>
+        <w:t xml:space="preserve">Knot the thread and come up at the mark.</w:t>
+      </w:r>
+    </w:p>
+    <w:p>
+      <w:pPr>
+        <w:numPr>
+          <w:ilvl w:val="0"/>
+          <w:numId w:val="1004"/>
+        </w:numPr>
+        <w:pStyle w:val="Compact"/>
+      </w:pPr>
+      <w:r>
+        <w:t xml:space="preserve">Take one small anchor stitch there.</w:t>
       </w:r>
     </w:p>
     <w:p>
@@ -270,9 +282,9 @@
       <w:pPr>
         <w:pStyle w:val="Heading2"/>
       </w:pPr>
-      <w:bookmarkStart w:id="24" w:name="X46afb2a5ff93f64e0bfbf66943409f3a690e2cb"/>
-      <w:r>
-        <w:t xml:space="preserve">Slide 5: Step 3 and 4, the button and the toothpick</w:t>
+      <w:bookmarkStart w:id="24" w:name="X6573fd97885e4c09672e141003f774f6526363d"/>
+      <w:r>
+        <w:t xml:space="preserve">Slide 5: Steps 4 and 5, the button and the toothpick</w:t>
       </w:r>
       <w:bookmarkEnd w:id="24"/>
     </w:p>
@@ -322,9 +334,9 @@
       <w:pPr>
         <w:pStyle w:val="Heading2"/>
       </w:pPr>
-      <w:bookmarkStart w:id="25" w:name="slide-6-step-5-five-or-six-passes"/>
-      <w:r>
-        <w:t xml:space="preserve">Slide 6: Step 5, five or six passes</w:t>
+      <w:bookmarkStart w:id="25" w:name="slide-6-step-6-five-or-six-passes"/>
+      <w:r>
+        <w:t xml:space="preserve">Slide 6: Step 6, five or six passes</w:t>
       </w:r>
       <w:bookmarkEnd w:id="25"/>
     </w:p>
@@ -374,9 +386,9 @@
       <w:pPr>
         <w:pStyle w:val="Heading2"/>
       </w:pPr>
-      <w:bookmarkStart w:id="26" w:name="X45170ac5d800f4a3adc097707996f4e1ae19361"/>
-      <w:r>
-        <w:t xml:space="preserve">Slide 7: Step 6 and 7, pull the toothpick and wrap</w:t>
+      <w:bookmarkStart w:id="26" w:name="Xaf014b6a3483101c0609f60521854ffae6a02b9"/>
+      <w:r>
+        <w:t xml:space="preserve">Slide 7: Steps 7 and 8, pull the toothpick and wrap</w:t>
       </w:r>
       <w:bookmarkEnd w:id="26"/>
     </w:p>
@@ -484,9 +496,9 @@
       <w:pPr>
         <w:pStyle w:val="Heading2"/>
       </w:pPr>
-      <w:bookmarkStart w:id="28" w:name="slide-9-step-8-and-9-finish-off-and-test"/>
-      <w:r>
-        <w:t xml:space="preserve">Slide 9: Step 8 and 9, finish off and test</w:t>
+      <w:bookmarkStart w:id="28" w:name="Xc8c48dd28e3578d6f9af68e980ed0dee62baabd"/>
+      <w:r>
+        <w:t xml:space="preserve">Slide 9: Steps 9 and 10, finish off and test</w:t>
       </w:r>
       <w:bookmarkEnd w:id="28"/>
     </w:p>
@@ -1385,11 +1397,11 @@
       </w:pPr>
     </w:lvl>
   </w:abstractNum>
-  <w:abstractNum w:abstractNumId="99413">
+  <w:abstractNum w:abstractNumId="99414">
     <w:nsid w:val="47261bad"/>
     <w:multiLevelType w:val="multilevel"/>
     <w:lvl w:ilvl="0">
-      <w:start w:val="3"/>
+      <w:start w:val="4"/>
       <w:numFmt w:val="decimal"/>
       <w:lvlText w:val="%1."/>
       <w:lvlJc w:val="left"/>
@@ -1401,7 +1413,7 @@
       </w:pPr>
     </w:lvl>
     <w:lvl w:ilvl="1">
-      <w:start w:val="3"/>
+      <w:start w:val="4"/>
       <w:numFmt w:val="decimal"/>
       <w:lvlText w:val="%2."/>
       <w:lvlJc w:val="left"/>
@@ -1413,7 +1425,7 @@
       </w:pPr>
     </w:lvl>
     <w:lvl w:ilvl="2">
-      <w:start w:val="3"/>
+      <w:start w:val="4"/>
       <w:numFmt w:val="decimal"/>
       <w:lvlText w:val="%3."/>
       <w:lvlJc w:val="left"/>
@@ -1425,7 +1437,7 @@
       </w:pPr>
     </w:lvl>
     <w:lvl w:ilvl="3">
-      <w:start w:val="3"/>
+      <w:start w:val="4"/>
       <w:numFmt w:val="decimal"/>
       <w:lvlText w:val="%4."/>
       <w:lvlJc w:val="left"/>
@@ -1437,7 +1449,7 @@
       </w:pPr>
     </w:lvl>
     <w:lvl w:ilvl="4">
-      <w:start w:val="3"/>
+      <w:start w:val="4"/>
       <w:numFmt w:val="decimal"/>
       <w:lvlText w:val="%5."/>
       <w:lvlJc w:val="left"/>
@@ -1449,7 +1461,7 @@
       </w:pPr>
     </w:lvl>
     <w:lvl w:ilvl="5">
-      <w:start w:val="3"/>
+      <w:start w:val="4"/>
       <w:numFmt w:val="decimal"/>
       <w:lvlText w:val="%6."/>
       <w:lvlJc w:val="left"/>
@@ -1461,7 +1473,7 @@
       </w:pPr>
     </w:lvl>
     <w:lvl w:ilvl="6">
-      <w:start w:val="3"/>
+      <w:start w:val="4"/>
       <w:numFmt w:val="decimal"/>
       <w:lvlText w:val="%7."/>
       <w:lvlJc w:val="left"/>
@@ -1473,7 +1485,7 @@
       </w:pPr>
     </w:lvl>
     <w:lvl w:ilvl="7">
-      <w:start w:val="3"/>
+      <w:start w:val="4"/>
       <w:numFmt w:val="decimal"/>
       <w:lvlText w:val="%8."/>
       <w:lvlJc w:val="left"/>
@@ -1485,7 +1497,7 @@
       </w:pPr>
     </w:lvl>
     <w:lvl w:ilvl="8">
-      <w:start w:val="3"/>
+      <w:start w:val="4"/>
       <w:numFmt w:val="decimal"/>
       <w:lvlText w:val="%9."/>
       <w:lvlJc w:val="left"/>
@@ -1497,11 +1509,11 @@
       </w:pPr>
     </w:lvl>
   </w:abstractNum>
-  <w:abstractNum w:abstractNumId="99416">
+  <w:abstractNum w:abstractNumId="99417">
     <w:nsid w:val="b3cbbdee"/>
     <w:multiLevelType w:val="multilevel"/>
     <w:lvl w:ilvl="0">
-      <w:start w:val="6"/>
+      <w:start w:val="7"/>
       <w:numFmt w:val="decimal"/>
       <w:lvlText w:val="%1."/>
       <w:lvlJc w:val="left"/>
@@ -1513,7 +1525,7 @@
       </w:pPr>
     </w:lvl>
     <w:lvl w:ilvl="1">
-      <w:start w:val="6"/>
+      <w:start w:val="7"/>
       <w:numFmt w:val="decimal"/>
       <w:lvlText w:val="%2."/>
       <w:lvlJc w:val="left"/>
@@ -1525,7 +1537,7 @@
       </w:pPr>
     </w:lvl>
     <w:lvl w:ilvl="2">
-      <w:start w:val="6"/>
+      <w:start w:val="7"/>
       <w:numFmt w:val="decimal"/>
       <w:lvlText w:val="%3."/>
       <w:lvlJc w:val="left"/>
@@ -1537,7 +1549,7 @@
       </w:pPr>
     </w:lvl>
     <w:lvl w:ilvl="3">
-      <w:start w:val="6"/>
+      <w:start w:val="7"/>
       <w:numFmt w:val="decimal"/>
       <w:lvlText w:val="%4."/>
       <w:lvlJc w:val="left"/>
@@ -1549,7 +1561,7 @@
       </w:pPr>
     </w:lvl>
     <w:lvl w:ilvl="4">
-      <w:start w:val="6"/>
+      <w:start w:val="7"/>
       <w:numFmt w:val="decimal"/>
       <w:lvlText w:val="%5."/>
       <w:lvlJc w:val="left"/>
@@ -1561,7 +1573,7 @@
       </w:pPr>
     </w:lvl>
     <w:lvl w:ilvl="5">
-      <w:start w:val="6"/>
+      <w:start w:val="7"/>
       <w:numFmt w:val="decimal"/>
       <w:lvlText w:val="%6."/>
       <w:lvlJc w:val="left"/>
@@ -1573,7 +1585,7 @@
       </w:pPr>
     </w:lvl>
     <w:lvl w:ilvl="6">
-      <w:start w:val="6"/>
+      <w:start w:val="7"/>
       <w:numFmt w:val="decimal"/>
       <w:lvlText w:val="%7."/>
       <w:lvlJc w:val="left"/>
@@ -1585,7 +1597,7 @@
       </w:pPr>
     </w:lvl>
     <w:lvl w:ilvl="7">
-      <w:start w:val="6"/>
+      <w:start w:val="7"/>
       <w:numFmt w:val="decimal"/>
       <w:lvlText w:val="%8."/>
       <w:lvlJc w:val="left"/>
@@ -1597,7 +1609,7 @@
       </w:pPr>
     </w:lvl>
     <w:lvl w:ilvl="8">
-      <w:start w:val="6"/>
+      <w:start w:val="7"/>
       <w:numFmt w:val="decimal"/>
       <w:lvlText w:val="%9."/>
       <w:lvlJc w:val="left"/>
@@ -1609,11 +1621,11 @@
       </w:pPr>
     </w:lvl>
   </w:abstractNum>
-  <w:abstractNum w:abstractNumId="99418">
+  <w:abstractNum w:abstractNumId="99419">
     <w:nsid w:val="4fbe019a"/>
     <w:multiLevelType w:val="multilevel"/>
     <w:lvl w:ilvl="0">
-      <w:start w:val="8"/>
+      <w:start w:val="9"/>
       <w:numFmt w:val="decimal"/>
       <w:lvlText w:val="%1."/>
       <w:lvlJc w:val="left"/>
@@ -1625,7 +1637,7 @@
       </w:pPr>
     </w:lvl>
     <w:lvl w:ilvl="1">
-      <w:start w:val="8"/>
+      <w:start w:val="9"/>
       <w:numFmt w:val="decimal"/>
       <w:lvlText w:val="%2."/>
       <w:lvlJc w:val="left"/>
@@ -1637,7 +1649,7 @@
       </w:pPr>
     </w:lvl>
     <w:lvl w:ilvl="2">
-      <w:start w:val="8"/>
+      <w:start w:val="9"/>
       <w:numFmt w:val="decimal"/>
       <w:lvlText w:val="%3."/>
       <w:lvlJc w:val="left"/>
@@ -1649,7 +1661,7 @@
       </w:pPr>
     </w:lvl>
     <w:lvl w:ilvl="3">
-      <w:start w:val="8"/>
+      <w:start w:val="9"/>
       <w:numFmt w:val="decimal"/>
       <w:lvlText w:val="%4."/>
       <w:lvlJc w:val="left"/>
@@ -1661,7 +1673,7 @@
       </w:pPr>
     </w:lvl>
     <w:lvl w:ilvl="4">
-      <w:start w:val="8"/>
+      <w:start w:val="9"/>
       <w:numFmt w:val="decimal"/>
       <w:lvlText w:val="%5."/>
       <w:lvlJc w:val="left"/>
@@ -1673,7 +1685,7 @@
       </w:pPr>
     </w:lvl>
     <w:lvl w:ilvl="5">
-      <w:start w:val="8"/>
+      <w:start w:val="9"/>
       <w:numFmt w:val="decimal"/>
       <w:lvlText w:val="%6."/>
       <w:lvlJc w:val="left"/>
@@ -1685,7 +1697,7 @@
       </w:pPr>
     </w:lvl>
     <w:lvl w:ilvl="6">
-      <w:start w:val="8"/>
+      <w:start w:val="9"/>
       <w:numFmt w:val="decimal"/>
       <w:lvlText w:val="%7."/>
       <w:lvlJc w:val="left"/>
@@ -1697,7 +1709,7 @@
       </w:pPr>
     </w:lvl>
     <w:lvl w:ilvl="7">
-      <w:start w:val="8"/>
+      <w:start w:val="9"/>
       <w:numFmt w:val="decimal"/>
       <w:lvlText w:val="%8."/>
       <w:lvlJc w:val="left"/>
@@ -1709,7 +1721,7 @@
       </w:pPr>
     </w:lvl>
     <w:lvl w:ilvl="8">
-      <w:start w:val="8"/>
+      <w:start w:val="9"/>
       <w:numFmt w:val="decimal"/>
       <w:lvlText w:val="%9."/>
       <w:lvlJc w:val="left"/>
@@ -1767,33 +1779,33 @@
     <w:abstractNumId w:val="991"/>
   </w:num>
   <w:num w:numId="1006">
-    <w:abstractNumId w:val="99413"/>
+    <w:abstractNumId w:val="99414"/>
     <w:lvlOverride w:ilvl="0">
-      <w:startOverride w:val="3"/>
+      <w:startOverride w:val="4"/>
     </w:lvlOverride>
     <w:lvlOverride w:ilvl="1">
-      <w:startOverride w:val="3"/>
+      <w:startOverride w:val="4"/>
     </w:lvlOverride>
     <w:lvlOverride w:ilvl="2">
-      <w:startOverride w:val="3"/>
+      <w:startOverride w:val="4"/>
     </w:lvlOverride>
     <w:lvlOverride w:ilvl="3">
-      <w:startOverride w:val="3"/>
+      <w:startOverride w:val="4"/>
     </w:lvlOverride>
     <w:lvlOverride w:ilvl="4">
-      <w:startOverride w:val="3"/>
+      <w:startOverride w:val="4"/>
     </w:lvlOverride>
     <w:lvlOverride w:ilvl="5">
-      <w:startOverride w:val="3"/>
+      <w:startOverride w:val="4"/>
     </w:lvlOverride>
     <w:lvlOverride w:ilvl="6">
-      <w:startOverride w:val="3"/>
+      <w:startOverride w:val="4"/>
     </w:lvlOverride>
     <w:lvlOverride w:ilvl="7">
-      <w:startOverride w:val="3"/>
+      <w:startOverride w:val="4"/>
     </w:lvlOverride>
     <w:lvlOverride w:ilvl="8">
-      <w:startOverride w:val="3"/>
+      <w:startOverride w:val="4"/>
     </w:lvlOverride>
   </w:num>
   <w:num w:numId="1007">
@@ -1803,33 +1815,33 @@
     <w:abstractNumId w:val="991"/>
   </w:num>
   <w:num w:numId="1009">
-    <w:abstractNumId w:val="99416"/>
+    <w:abstractNumId w:val="99417"/>
     <w:lvlOverride w:ilvl="0">
-      <w:startOverride w:val="6"/>
+      <w:startOverride w:val="7"/>
     </w:lvlOverride>
     <w:lvlOverride w:ilvl="1">
-      <w:startOverride w:val="6"/>
+      <w:startOverride w:val="7"/>
     </w:lvlOverride>
     <w:lvlOverride w:ilvl="2">
-      <w:startOverride w:val="6"/>
+      <w:startOverride w:val="7"/>
     </w:lvlOverride>
     <w:lvlOverride w:ilvl="3">
-      <w:startOverride w:val="6"/>
+      <w:startOverride w:val="7"/>
     </w:lvlOverride>
     <w:lvlOverride w:ilvl="4">
-      <w:startOverride w:val="6"/>
+      <w:startOverride w:val="7"/>
     </w:lvlOverride>
     <w:lvlOverride w:ilvl="5">
-      <w:startOverride w:val="6"/>
+      <w:startOverride w:val="7"/>
     </w:lvlOverride>
     <w:lvlOverride w:ilvl="6">
-      <w:startOverride w:val="6"/>
+      <w:startOverride w:val="7"/>
     </w:lvlOverride>
     <w:lvlOverride w:ilvl="7">
-      <w:startOverride w:val="6"/>
+      <w:startOverride w:val="7"/>
     </w:lvlOverride>
     <w:lvlOverride w:ilvl="8">
-      <w:startOverride w:val="6"/>
+      <w:startOverride w:val="7"/>
     </w:lvlOverride>
   </w:num>
   <w:num w:numId="1010">
@@ -1839,33 +1851,33 @@
     <w:abstractNumId w:val="991"/>
   </w:num>
   <w:num w:numId="1012">
-    <w:abstractNumId w:val="99418"/>
+    <w:abstractNumId w:val="99419"/>
     <w:lvlOverride w:ilvl="0">
-      <w:startOverride w:val="8"/>
+      <w:startOverride w:val="9"/>
     </w:lvlOverride>
     <w:lvlOverride w:ilvl="1">
-      <w:startOverride w:val="8"/>
+      <w:startOverride w:val="9"/>
     </w:lvlOverride>
     <w:lvlOverride w:ilvl="2">
-      <w:startOverride w:val="8"/>
+      <w:startOverride w:val="9"/>
     </w:lvlOverride>
     <w:lvlOverride w:ilvl="3">
-      <w:startOverride w:val="8"/>
+      <w:startOverride w:val="9"/>
     </w:lvlOverride>
     <w:lvlOverride w:ilvl="4">
-      <w:startOverride w:val="8"/>
+      <w:startOverride w:val="9"/>
     </w:lvlOverride>
     <w:lvlOverride w:ilvl="5">
-      <w:startOverride w:val="8"/>
+      <w:startOverride w:val="9"/>
     </w:lvlOverride>
     <w:lvlOverride w:ilvl="6">
-      <w:startOverride w:val="8"/>
+      <w:startOverride w:val="9"/>
     </w:lvlOverride>
     <w:lvlOverride w:ilvl="7">
-      <w:startOverride w:val="8"/>
+      <w:startOverride w:val="9"/>
     </w:lvlOverride>
     <w:lvlOverride w:ilvl="8">
-      <w:startOverride w:val="8"/>
+      <w:startOverride w:val="9"/>
     </w:lvlOverride>
   </w:num>
   <w:num w:numId="1013">
